--- a/PRS SETLIST TEMPLATE.docx
+++ b/PRS SETLIST TEMPLATE.docx
@@ -846,7 +846,21 @@
                 <w:sz w:val="16"/>
                 <w:szCs w:val="16"/>
               </w:rPr>
-              <w:t>{{P_ADDR}}</w:t>
+              <w:t>{{P_</w:t>
+            </w:r>
+            <w:r>
+              <w:rPr>
+                <w:sz w:val="16"/>
+                <w:szCs w:val="16"/>
+              </w:rPr>
+              <w:t>EMAIL</w:t>
+            </w:r>
+            <w:r>
+              <w:rPr>
+                <w:sz w:val="16"/>
+                <w:szCs w:val="16"/>
+              </w:rPr>
+              <w:t>}}</w:t>
             </w:r>
           </w:p>
           <w:p>

--- a/PRS SETLIST TEMPLATE.docx
+++ b/PRS SETLIST TEMPLATE.docx
@@ -1721,111 +1721,6 @@
           <w:szCs w:val="22"/>
         </w:rPr>
       </w:pPr>
-      <w:r>
-        <w:rPr>
-          <w:noProof/>
-        </w:rPr>
-        <mc:AlternateContent>
-          <mc:Choice Requires="wps">
-            <w:drawing>
-              <wp:anchor distT="0" distB="0" distL="114300" distR="114300" simplePos="0" relativeHeight="251659264" behindDoc="0" locked="0" layoutInCell="1" hidden="0" allowOverlap="1" wp14:anchorId="7F31AF1F" wp14:editId="3018408F">
-                <wp:simplePos x="0" y="0"/>
-                <wp:positionH relativeFrom="column">
-                  <wp:posOffset>-6349</wp:posOffset>
-                </wp:positionH>
-                <wp:positionV relativeFrom="paragraph">
-                  <wp:posOffset>99893</wp:posOffset>
-                </wp:positionV>
-                <wp:extent cx="6769760" cy="1758373"/>
-                <wp:effectExtent l="0" t="0" r="0" b="0"/>
-                <wp:wrapNone/>
-                <wp:docPr id="542857266" name="Rectangle 542857266"/>
-                <wp:cNvGraphicFramePr/>
-                <a:graphic xmlns:a="http://schemas.openxmlformats.org/drawingml/2006/main">
-                  <a:graphicData uri="http://schemas.microsoft.com/office/word/2010/wordprocessingShape">
-                    <wps:wsp>
-                      <wps:cNvSpPr/>
-                      <wps:spPr>
-                        <a:xfrm>
-                          <a:off x="1967470" y="2907164"/>
-                          <a:ext cx="6757060" cy="1745673"/>
-                        </a:xfrm>
-                        <a:prstGeom prst="rect">
-                          <a:avLst/>
-                        </a:prstGeom>
-                        <a:noFill/>
-                        <a:ln w="12700" cap="flat" cmpd="sng">
-                          <a:solidFill>
-                            <a:schemeClr val="dk1"/>
-                          </a:solidFill>
-                          <a:prstDash val="solid"/>
-                          <a:round/>
-                          <a:headEnd type="none" w="sm" len="sm"/>
-                          <a:tailEnd type="none" w="sm" len="sm"/>
-                        </a:ln>
-                      </wps:spPr>
-                      <wps:txbx>
-                        <w:txbxContent>
-                          <w:p>
-                            <w:pPr>
-                              <w:jc w:val="center"/>
-                              <w:textDirection w:val="btLr"/>
-                            </w:pPr>
-                          </w:p>
-                          <w:p>
-                            <w:pPr>
-                              <w:jc w:val="center"/>
-                              <w:textDirection w:val="btLr"/>
-                            </w:pPr>
-                            <w:r>
-                              <w:t xml:space="preserve">            {{P_NAME}}</w:t>
-                            </w:r>
-                            <w:r>
-                              <w:t xml:space="preserve">                             </w:t>
-                            </w:r>
-                          </w:p>
-                        </w:txbxContent>
-                      </wps:txbx>
-                      <wps:bodyPr spcFirstLastPara="1" wrap="square" lIns="91425" tIns="45700" rIns="91425" bIns="45700" anchor="ctr" anchorCtr="0">
-                        <a:noAutofit/>
-                      </wps:bodyPr>
-                    </wps:wsp>
-                  </a:graphicData>
-                </a:graphic>
-              </wp:anchor>
-            </w:drawing>
-          </mc:Choice>
-          <mc:Fallback>
-            <w:pict>
-              <v:rect w14:anchorId="7F31AF1F" id="Rectangle 542857266" o:spid="_x0000_s1027" style="position:absolute;margin-left:-.5pt;margin-top:7.85pt;width:533.05pt;height:138.45pt;z-index:251659264;visibility:visible;mso-wrap-style:square;mso-wrap-distance-left:9pt;mso-wrap-distance-top:0;mso-wrap-distance-right:9pt;mso-wrap-distance-bottom:0;mso-position-horizontal:absolute;mso-position-horizontal-relative:text;mso-position-vertical:absolute;mso-position-vertical-relative:text;v-text-anchor:middle" o:gfxdata="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" filled="f" strokecolor="#0f0f0f [3200]" strokeweight="1pt">
-                <v:stroke startarrowwidth="narrow" startarrowlength="short" endarrowwidth="narrow" endarrowlength="short" joinstyle="round"/>
-                <v:textbox inset="2.53958mm,1.2694mm,2.53958mm,1.2694mm">
-                  <w:txbxContent>
-                    <w:p>
-                      <w:pPr>
-                        <w:jc w:val="center"/>
-                        <w:textDirection w:val="btLr"/>
-                      </w:pPr>
-                    </w:p>
-                    <w:p>
-                      <w:pPr>
-                        <w:jc w:val="center"/>
-                        <w:textDirection w:val="btLr"/>
-                      </w:pPr>
-                      <w:r>
-                        <w:t xml:space="preserve">            {{P_NAME}}</w:t>
-                      </w:r>
-                      <w:r>
-                        <w:t xml:space="preserve">                             </w:t>
-                      </w:r>
-                    </w:p>
-                  </w:txbxContent>
-                </v:textbox>
-              </v:rect>
-            </w:pict>
-          </mc:Fallback>
-        </mc:AlternateContent>
-      </w:r>
     </w:p>
     <w:p>
       <w:pPr>
@@ -1856,6 +1751,135 @@
           <w:color w:val="000000"/>
         </w:rPr>
       </w:pPr>
+      <w:r>
+        <w:rPr>
+          <w:noProof/>
+        </w:rPr>
+        <mc:AlternateContent>
+          <mc:Choice Requires="wps">
+            <w:drawing>
+              <wp:anchor distT="0" distB="0" distL="114300" distR="114300" simplePos="0" relativeHeight="251659264" behindDoc="0" locked="0" layoutInCell="1" hidden="0" allowOverlap="1" wp14:anchorId="7F31AF1F" wp14:editId="58193796">
+                <wp:simplePos x="0" y="0"/>
+                <wp:positionH relativeFrom="column">
+                  <wp:posOffset>3171372</wp:posOffset>
+                </wp:positionH>
+                <wp:positionV relativeFrom="paragraph">
+                  <wp:posOffset>416832</wp:posOffset>
+                </wp:positionV>
+                <wp:extent cx="2852058" cy="195943"/>
+                <wp:effectExtent l="0" t="0" r="18415" b="7620"/>
+                <wp:wrapNone/>
+                <wp:docPr id="542857266" name="Rectangle 542857266"/>
+                <wp:cNvGraphicFramePr/>
+                <a:graphic xmlns:a="http://schemas.openxmlformats.org/drawingml/2006/main">
+                  <a:graphicData uri="http://schemas.microsoft.com/office/word/2010/wordprocessingShape">
+                    <wps:wsp>
+                      <wps:cNvSpPr/>
+                      <wps:spPr>
+                        <a:xfrm>
+                          <a:off x="0" y="0"/>
+                          <a:ext cx="2852058" cy="195943"/>
+                        </a:xfrm>
+                        <a:prstGeom prst="rect">
+                          <a:avLst/>
+                        </a:prstGeom>
+                        <a:noFill/>
+                        <a:ln w="12700" cap="flat" cmpd="sng">
+                          <a:solidFill>
+                            <a:schemeClr val="dk1"/>
+                          </a:solidFill>
+                          <a:prstDash val="solid"/>
+                          <a:round/>
+                          <a:headEnd type="none" w="sm" len="sm"/>
+                          <a:tailEnd type="none" w="sm" len="sm"/>
+                        </a:ln>
+                      </wps:spPr>
+                      <wps:txbx>
+                        <w:txbxContent>
+                          <w:p>
+                            <w:pPr>
+                              <w:jc w:val="center"/>
+                              <w:textDirection w:val="btLr"/>
+                              <w:rPr>
+                                <w:sz w:val="11"/>
+                                <w:szCs w:val="11"/>
+                              </w:rPr>
+                            </w:pPr>
+                            <w:r>
+                              <w:rPr>
+                                <w:sz w:val="11"/>
+                                <w:szCs w:val="11"/>
+                              </w:rPr>
+                              <w:t xml:space="preserve">            {{P_NAME}}                             </w:t>
+                            </w:r>
+                          </w:p>
+                          <w:p>
+                            <w:pPr>
+                              <w:jc w:val="center"/>
+                              <w:textDirection w:val="btLr"/>
+                              <w:rPr>
+                                <w:sz w:val="11"/>
+                                <w:szCs w:val="11"/>
+                              </w:rPr>
+                            </w:pPr>
+                          </w:p>
+                        </w:txbxContent>
+                      </wps:txbx>
+                      <wps:bodyPr spcFirstLastPara="1" wrap="square" lIns="91425" tIns="45700" rIns="91425" bIns="45700" anchor="ctr" anchorCtr="0">
+                        <a:noAutofit/>
+                      </wps:bodyPr>
+                    </wps:wsp>
+                  </a:graphicData>
+                </a:graphic>
+                <wp14:sizeRelH relativeFrom="margin">
+                  <wp14:pctWidth>0</wp14:pctWidth>
+                </wp14:sizeRelH>
+                <wp14:sizeRelV relativeFrom="margin">
+                  <wp14:pctHeight>0</wp14:pctHeight>
+                </wp14:sizeRelV>
+              </wp:anchor>
+            </w:drawing>
+          </mc:Choice>
+          <mc:Fallback>
+            <w:pict>
+              <v:rect w14:anchorId="7F31AF1F" id="Rectangle 542857266" o:spid="_x0000_s1027" style="position:absolute;margin-left:249.7pt;margin-top:32.8pt;width:224.55pt;height:15.45pt;z-index:251659264;visibility:visible;mso-wrap-style:square;mso-width-percent:0;mso-height-percent:0;mso-wrap-distance-left:9pt;mso-wrap-distance-top:0;mso-wrap-distance-right:9pt;mso-wrap-distance-bottom:0;mso-position-horizontal:absolute;mso-position-horizontal-relative:text;mso-position-vertical:absolute;mso-position-vertical-relative:text;mso-width-percent:0;mso-height-percent:0;mso-width-relative:margin;mso-height-relative:margin;v-text-anchor:middle" o:gfxdata="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" filled="f" strokecolor="#0f0f0f [3200]" strokeweight="1pt">
+                <v:stroke startarrowwidth="narrow" startarrowlength="short" endarrowwidth="narrow" endarrowlength="short" joinstyle="round"/>
+                <v:textbox inset="2.53958mm,1.2694mm,2.53958mm,1.2694mm">
+                  <w:txbxContent>
+                    <w:p>
+                      <w:pPr>
+                        <w:jc w:val="center"/>
+                        <w:textDirection w:val="btLr"/>
+                        <w:rPr>
+                          <w:sz w:val="11"/>
+                          <w:szCs w:val="11"/>
+                        </w:rPr>
+                      </w:pPr>
+                      <w:r>
+                        <w:rPr>
+                          <w:sz w:val="11"/>
+                          <w:szCs w:val="11"/>
+                        </w:rPr>
+                        <w:t xml:space="preserve">            {{P_NAME}}                             </w:t>
+                      </w:r>
+                    </w:p>
+                    <w:p>
+                      <w:pPr>
+                        <w:jc w:val="center"/>
+                        <w:textDirection w:val="btLr"/>
+                        <w:rPr>
+                          <w:sz w:val="11"/>
+                          <w:szCs w:val="11"/>
+                        </w:rPr>
+                      </w:pPr>
+                    </w:p>
+                  </w:txbxContent>
+                </v:textbox>
+              </v:rect>
+            </w:pict>
+          </mc:Fallback>
+        </mc:AlternateContent>
+      </w:r>
       <w:r>
         <w:rPr>
           <w:color w:val="000000"/>
@@ -3233,6 +3257,13 @@
                 <w:szCs w:val="16"/>
               </w:rPr>
             </w:pPr>
+            <w:r>
+              <w:rPr>
+                <w:sz w:val="16"/>
+                <w:szCs w:val="16"/>
+              </w:rPr>
+              <w:t>{{TOTAL_DURATION}}</w:t>
+            </w:r>
           </w:p>
           <w:p>
             <w:pPr>
